--- a/kyozai/math2-kimatsu/第2回_宿題.docx
+++ b/kyozai/math2-kimatsu/第2回_宿題.docx
@@ -635,7 +635,7 @@
             <w:r>
               <w:drawing>
                 <wp:inline distT="0" distB="0" distL="0" distR="0">
-                  <wp:extent cx="1619250" cy="1181100"/>
+                  <wp:extent cx="2047875" cy="1609725"/>
                   <wp:effectExtent t="0" r="0" b="0" l="0"/>
                   <wp:docPr id="1" name="" descr="" title=""/>
                   <wp:cNvGraphicFramePr>
@@ -660,7 +660,7 @@
                         <pic:spPr bwMode="auto">
                           <a:xfrm>
                             <a:off x="0" y="0"/>
-                            <a:ext cx="1619250" cy="1181100"/>
+                            <a:ext cx="2047875" cy="1609725"/>
                           </a:xfrm>
                           <a:prstGeom prst="rect">
                             <a:avLst/>

--- a/kyozai/math2-kimatsu/第2回_宿題.docx
+++ b/kyozai/math2-kimatsu/第2回_宿題.docx
@@ -73,604 +73,9 @@
           <w:sz w:val="20"/>
           <w:szCs w:val="20"/>
         </w:rPr>
-        <w:t xml:space="preserve">11/6（金）の授業までに、解き終わったら解答解説で丸つけをして、まちがえた問題は直しノートを作りましょう。</w:t>
+        <w:t xml:space="preserve">11/6（金）までに解答解説で丸つけをして、直しノートを作りましょう。＜1＞〜＜3＞は今日の復習、＜4＞〜＜6＞は次回の予習です。</w:t>
       </w:r>
     </w:p>
-    <w:p>
-      <w:pPr>
-        <w:keepNext/>
-        <w:pBdr>
-          <w:bottom w:val="single" w:color="000000" w:sz="6" w:space="2"/>
-        </w:pBdr>
-        <w:spacing w:after="60" w:before="120"/>
-      </w:pPr>
-      <w:r>
-        <w:rPr>
-          <w:rFonts w:ascii="MS Pゴシック" w:cs="MS Pゴシック" w:eastAsia="MS Pゴシック" w:hAnsi="MS Pゴシック"/>
-          <w:b/>
-          <w:bCs/>
-          <w:sz w:val="26"/>
-          <w:szCs w:val="26"/>
-        </w:rPr>
-        <w:t xml:space="preserve">＜1＞</w:t>
-      </w:r>
-      <w:r>
-        <w:rPr>
-          <w:rFonts w:ascii="MS Pゴシック" w:cs="MS Pゴシック" w:eastAsia="MS Pゴシック" w:hAnsi="MS Pゴシック"/>
-          <w:b/>
-          <w:bCs/>
-          <w:sz w:val="23"/>
-          <w:szCs w:val="23"/>
-        </w:rPr>
-        <w:t xml:space="preserve">　次の連立方程式を解きなさい。</w:t>
-      </w:r>
-    </w:p>
-    <w:tbl>
-      <w:tblPr>
-        <w:tblW w:type="dxa" w:w="12670"/>
-        <w:tblBorders>
-          <w:top w:val="none" w:color="auto" w:sz="0"/>
-          <w:left w:val="none" w:color="auto" w:sz="0"/>
-          <w:bottom w:val="none" w:color="auto" w:sz="0"/>
-          <w:right w:val="none" w:color="auto" w:sz="0"/>
-          <w:insideH w:val="none" w:color="auto" w:sz="0"/>
-          <w:insideV w:val="none" w:color="auto" w:sz="0"/>
-        </w:tblBorders>
-      </w:tblPr>
-      <w:tblGrid>
-        <w:gridCol w:w="6335"/>
-        <w:gridCol w:w="6335"/>
-      </w:tblGrid>
-      <w:tr>
-        <w:trPr>
-          <w:cantSplit/>
-        </w:trPr>
-        <w:tc>
-          <w:tcPr>
-            <w:tcW w:type="dxa" w:w="6335"/>
-            <w:tcBorders>
-              <w:top w:val="none" w:color="FFFFFF" w:sz="0"/>
-              <w:left w:val="none" w:color="FFFFFF" w:sz="0"/>
-              <w:bottom w:val="none" w:color="FFFFFF" w:sz="0"/>
-              <w:right w:val="none" w:color="FFFFFF" w:sz="0"/>
-            </w:tcBorders>
-            <w:tcMar>
-              <w:left w:type="dxa" w:w="60"/>
-              <w:right w:type="dxa" w:w="120"/>
-            </w:tcMar>
-          </w:tcPr>
-          <w:p>
-            <w:pPr>
-              <w:spacing w:after="40"/>
-            </w:pPr>
-            <w:r>
-              <w:rPr>
-                <w:rFonts w:ascii="MS P明朝" w:cs="MS P明朝" w:eastAsia="MS P明朝" w:hAnsi="MS P明朝"/>
-                <w:sz w:val="22"/>
-                <w:szCs w:val="22"/>
-              </w:rPr>
-              <w:t xml:space="preserve">（1）　</w:t>
-            </w:r>
-            <m:oMath xmlns:m="http://schemas.openxmlformats.org/officeDocument/2006/math" xmlns:w="http://schemas.openxmlformats.org/wordprocessingml/2006/main">
-              <m:d>
-                <m:dPr>
-                  <m:begChr m:val="{"/>
-                  <m:endChr m:val=""/>
-                </m:dPr>
-                <m:e>
-                  <m:eqArr>
-                    <m:e>
-                      <m:r>
-                        <m:t xml:space="preserve">3x+y=10</m:t>
-                      </m:r>
-                      <m:r>
-                        <m:rPr>
-                          <m:sty m:val="p"/>
-                        </m:rPr>
-                        <m:t xml:space="preserve">　……①</m:t>
-                      </m:r>
-                    </m:e>
-                    <m:e>
-                      <m:r>
-                        <m:t xml:space="preserve">x−2y=1</m:t>
-                      </m:r>
-                      <m:r>
-                        <m:rPr>
-                          <m:sty m:val="p"/>
-                        </m:rPr>
-                        <m:t xml:space="preserve">　……②</m:t>
-                      </m:r>
-                    </m:e>
-                  </m:eqArr>
-                </m:e>
-              </m:d>
-            </m:oMath>
-          </w:p>
-          <w:p>
-            <w:pPr>
-              <w:spacing w:after="0" w:before="0" w:line="950" w:lineRule="exact"/>
-            </w:pPr>
-          </w:p>
-          <w:tbl>
-            <w:tblPr>
-              <w:tblW w:type="dxa" w:w="3600"/>
-              <w:jc w:val="right"/>
-              <w:tblBorders>
-                <w:top w:val="single" w:color="auto" w:sz="4"/>
-                <w:left w:val="single" w:color="auto" w:sz="4"/>
-                <w:bottom w:val="single" w:color="auto" w:sz="4"/>
-                <w:right w:val="single" w:color="auto" w:sz="4"/>
-                <w:insideH w:val="single" w:color="auto" w:sz="4"/>
-                <w:insideV w:val="single" w:color="auto" w:sz="4"/>
-              </w:tblBorders>
-            </w:tblPr>
-            <w:tblGrid>
-              <w:gridCol w:w="3600"/>
-            </w:tblGrid>
-            <w:tr>
-              <w:trPr>
-                <w:trHeight w:val="560" w:hRule="exact"/>
-              </w:trPr>
-              <w:tc>
-                <w:tcPr>
-                  <w:tcW w:type="dxa" w:w="3600"/>
-                  <w:tcBorders>
-                    <w:top w:val="single" w:color="000000" w:sz="8"/>
-                    <w:left w:val="single" w:color="000000" w:sz="8"/>
-                    <w:bottom w:val="single" w:color="000000" w:sz="8"/>
-                    <w:right w:val="single" w:color="000000" w:sz="8"/>
-                  </w:tcBorders>
-                  <w:tcMar>
-                    <w:left w:type="dxa" w:w="100"/>
-                    <w:right w:type="dxa" w:w="100"/>
-                  </w:tcMar>
-                  <w:vAlign w:val="center"/>
-                </w:tcPr>
-                <w:p>
-                  <w:pPr>
-                    <w:spacing w:after="0" w:before="0" w:line="300" w:lineRule="atLeast"/>
-                  </w:pPr>
-                  <m:oMath xmlns:m="http://schemas.openxmlformats.org/officeDocument/2006/math" xmlns:w="http://schemas.openxmlformats.org/wordprocessingml/2006/main">
-                    <m:r>
-                      <m:t xml:space="preserve">(x,y)</m:t>
-                    </m:r>
-                  </m:oMath>
-                  <w:r>
-                    <w:rPr>
-                      <w:rFonts w:ascii="MS P明朝" w:cs="MS P明朝" w:eastAsia="MS P明朝" w:hAnsi="MS P明朝"/>
-                      <w:sz w:val="22"/>
-                      <w:szCs w:val="22"/>
-                    </w:rPr>
-                    <w:t xml:space="preserve">＝(　　　，　　　)</w:t>
-                  </w:r>
-                </w:p>
-              </w:tc>
-            </w:tr>
-          </w:tbl>
-          <w:p>
-            <w:pPr>
-              <w:spacing w:after="0" w:before="0" w:line="120" w:lineRule="exact"/>
-            </w:pPr>
-          </w:p>
-        </w:tc>
-        <w:tc>
-          <w:tcPr>
-            <w:tcW w:type="dxa" w:w="6335"/>
-            <w:tcBorders>
-              <w:top w:val="none" w:color="FFFFFF" w:sz="0"/>
-              <w:left w:val="none" w:color="FFFFFF" w:sz="0"/>
-              <w:bottom w:val="none" w:color="FFFFFF" w:sz="0"/>
-              <w:right w:val="none" w:color="FFFFFF" w:sz="0"/>
-            </w:tcBorders>
-            <w:tcMar>
-              <w:left w:type="dxa" w:w="60"/>
-              <w:right w:type="dxa" w:w="120"/>
-            </w:tcMar>
-          </w:tcPr>
-          <w:p>
-            <w:pPr>
-              <w:spacing w:after="40"/>
-            </w:pPr>
-            <w:r>
-              <w:rPr>
-                <w:rFonts w:ascii="MS P明朝" w:cs="MS P明朝" w:eastAsia="MS P明朝" w:hAnsi="MS P明朝"/>
-                <w:sz w:val="22"/>
-                <w:szCs w:val="22"/>
-              </w:rPr>
-              <w:t xml:space="preserve">（2）　</w:t>
-            </w:r>
-            <m:oMath xmlns:m="http://schemas.openxmlformats.org/officeDocument/2006/math" xmlns:w="http://schemas.openxmlformats.org/wordprocessingml/2006/main">
-              <m:d>
-                <m:dPr>
-                  <m:begChr m:val="{"/>
-                  <m:endChr m:val=""/>
-                </m:dPr>
-                <m:e>
-                  <m:eqArr>
-                    <m:e>
-                      <m:r>
-                        <m:t xml:space="preserve">y=3x−2</m:t>
-                      </m:r>
-                      <m:r>
-                        <m:rPr>
-                          <m:sty m:val="p"/>
-                        </m:rPr>
-                        <m:t xml:space="preserve">　……①</m:t>
-                      </m:r>
-                    </m:e>
-                    <m:e>
-                      <m:r>
-                        <m:t xml:space="preserve">2x−y=−1</m:t>
-                      </m:r>
-                      <m:r>
-                        <m:rPr>
-                          <m:sty m:val="p"/>
-                        </m:rPr>
-                        <m:t xml:space="preserve">　……②</m:t>
-                      </m:r>
-                    </m:e>
-                  </m:eqArr>
-                </m:e>
-              </m:d>
-            </m:oMath>
-          </w:p>
-          <w:p>
-            <w:pPr>
-              <w:spacing w:after="0" w:before="0" w:line="950" w:lineRule="exact"/>
-            </w:pPr>
-          </w:p>
-          <w:tbl>
-            <w:tblPr>
-              <w:tblW w:type="dxa" w:w="3600"/>
-              <w:jc w:val="right"/>
-              <w:tblBorders>
-                <w:top w:val="single" w:color="auto" w:sz="4"/>
-                <w:left w:val="single" w:color="auto" w:sz="4"/>
-                <w:bottom w:val="single" w:color="auto" w:sz="4"/>
-                <w:right w:val="single" w:color="auto" w:sz="4"/>
-                <w:insideH w:val="single" w:color="auto" w:sz="4"/>
-                <w:insideV w:val="single" w:color="auto" w:sz="4"/>
-              </w:tblBorders>
-            </w:tblPr>
-            <w:tblGrid>
-              <w:gridCol w:w="3600"/>
-            </w:tblGrid>
-            <w:tr>
-              <w:trPr>
-                <w:trHeight w:val="560" w:hRule="exact"/>
-              </w:trPr>
-              <w:tc>
-                <w:tcPr>
-                  <w:tcW w:type="dxa" w:w="3600"/>
-                  <w:tcBorders>
-                    <w:top w:val="single" w:color="000000" w:sz="8"/>
-                    <w:left w:val="single" w:color="000000" w:sz="8"/>
-                    <w:bottom w:val="single" w:color="000000" w:sz="8"/>
-                    <w:right w:val="single" w:color="000000" w:sz="8"/>
-                  </w:tcBorders>
-                  <w:tcMar>
-                    <w:left w:type="dxa" w:w="100"/>
-                    <w:right w:type="dxa" w:w="100"/>
-                  </w:tcMar>
-                  <w:vAlign w:val="center"/>
-                </w:tcPr>
-                <w:p>
-                  <w:pPr>
-                    <w:spacing w:after="0" w:before="0" w:line="300" w:lineRule="atLeast"/>
-                  </w:pPr>
-                  <m:oMath xmlns:m="http://schemas.openxmlformats.org/officeDocument/2006/math" xmlns:w="http://schemas.openxmlformats.org/wordprocessingml/2006/main">
-                    <m:r>
-                      <m:t xml:space="preserve">(x,y)</m:t>
-                    </m:r>
-                  </m:oMath>
-                  <w:r>
-                    <w:rPr>
-                      <w:rFonts w:ascii="MS P明朝" w:cs="MS P明朝" w:eastAsia="MS P明朝" w:hAnsi="MS P明朝"/>
-                      <w:sz w:val="22"/>
-                      <w:szCs w:val="22"/>
-                    </w:rPr>
-                    <w:t xml:space="preserve">＝(　　　，　　　)</w:t>
-                  </w:r>
-                </w:p>
-              </w:tc>
-            </w:tr>
-          </w:tbl>
-          <w:p>
-            <w:pPr>
-              <w:spacing w:after="0" w:before="0" w:line="120" w:lineRule="exact"/>
-            </w:pPr>
-          </w:p>
-        </w:tc>
-      </w:tr>
-      <w:tr>
-        <w:trPr>
-          <w:cantSplit/>
-        </w:trPr>
-        <w:tc>
-          <w:tcPr>
-            <w:tcW w:type="dxa" w:w="6335"/>
-            <w:tcBorders>
-              <w:top w:val="none" w:color="FFFFFF" w:sz="0"/>
-              <w:left w:val="none" w:color="FFFFFF" w:sz="0"/>
-              <w:bottom w:val="none" w:color="FFFFFF" w:sz="0"/>
-              <w:right w:val="none" w:color="FFFFFF" w:sz="0"/>
-            </w:tcBorders>
-            <w:tcMar>
-              <w:left w:type="dxa" w:w="60"/>
-              <w:right w:type="dxa" w:w="120"/>
-            </w:tcMar>
-          </w:tcPr>
-          <w:p>
-            <w:pPr>
-              <w:spacing w:after="40"/>
-            </w:pPr>
-            <w:r>
-              <w:rPr>
-                <w:rFonts w:ascii="MS P明朝" w:cs="MS P明朝" w:eastAsia="MS P明朝" w:hAnsi="MS P明朝"/>
-                <w:sz w:val="22"/>
-                <w:szCs w:val="22"/>
-              </w:rPr>
-              <w:t xml:space="preserve">（3）　</w:t>
-            </w:r>
-            <m:oMath xmlns:m="http://schemas.openxmlformats.org/officeDocument/2006/math" xmlns:w="http://schemas.openxmlformats.org/wordprocessingml/2006/main">
-              <m:d>
-                <m:dPr>
-                  <m:begChr m:val="{"/>
-                  <m:endChr m:val=""/>
-                </m:dPr>
-                <m:e>
-                  <m:eqArr>
-                    <m:e>
-                      <m:r>
-                        <m:t xml:space="preserve">0.3x−0.2y=1</m:t>
-                      </m:r>
-                      <m:r>
-                        <m:rPr>
-                          <m:sty m:val="p"/>
-                        </m:rPr>
-                        <m:t xml:space="preserve">　……①</m:t>
-                      </m:r>
-                    </m:e>
-                    <m:e>
-                      <m:r>
-                        <m:t xml:space="preserve">x+y=5</m:t>
-                      </m:r>
-                      <m:r>
-                        <m:rPr>
-                          <m:sty m:val="p"/>
-                        </m:rPr>
-                        <m:t xml:space="preserve">　……②</m:t>
-                      </m:r>
-                    </m:e>
-                  </m:eqArr>
-                </m:e>
-              </m:d>
-            </m:oMath>
-          </w:p>
-          <w:p>
-            <w:pPr>
-              <w:spacing w:after="0" w:before="0" w:line="950" w:lineRule="exact"/>
-            </w:pPr>
-          </w:p>
-          <w:tbl>
-            <w:tblPr>
-              <w:tblW w:type="dxa" w:w="3600"/>
-              <w:jc w:val="right"/>
-              <w:tblBorders>
-                <w:top w:val="single" w:color="auto" w:sz="4"/>
-                <w:left w:val="single" w:color="auto" w:sz="4"/>
-                <w:bottom w:val="single" w:color="auto" w:sz="4"/>
-                <w:right w:val="single" w:color="auto" w:sz="4"/>
-                <w:insideH w:val="single" w:color="auto" w:sz="4"/>
-                <w:insideV w:val="single" w:color="auto" w:sz="4"/>
-              </w:tblBorders>
-            </w:tblPr>
-            <w:tblGrid>
-              <w:gridCol w:w="3600"/>
-            </w:tblGrid>
-            <w:tr>
-              <w:trPr>
-                <w:trHeight w:val="560" w:hRule="exact"/>
-              </w:trPr>
-              <w:tc>
-                <w:tcPr>
-                  <w:tcW w:type="dxa" w:w="3600"/>
-                  <w:tcBorders>
-                    <w:top w:val="single" w:color="000000" w:sz="8"/>
-                    <w:left w:val="single" w:color="000000" w:sz="8"/>
-                    <w:bottom w:val="single" w:color="000000" w:sz="8"/>
-                    <w:right w:val="single" w:color="000000" w:sz="8"/>
-                  </w:tcBorders>
-                  <w:tcMar>
-                    <w:left w:type="dxa" w:w="100"/>
-                    <w:right w:type="dxa" w:w="100"/>
-                  </w:tcMar>
-                  <w:vAlign w:val="center"/>
-                </w:tcPr>
-                <w:p>
-                  <w:pPr>
-                    <w:spacing w:after="0" w:before="0" w:line="300" w:lineRule="atLeast"/>
-                  </w:pPr>
-                  <m:oMath xmlns:m="http://schemas.openxmlformats.org/officeDocument/2006/math" xmlns:w="http://schemas.openxmlformats.org/wordprocessingml/2006/main">
-                    <m:r>
-                      <m:t xml:space="preserve">(x,y)</m:t>
-                    </m:r>
-                  </m:oMath>
-                  <w:r>
-                    <w:rPr>
-                      <w:rFonts w:ascii="MS P明朝" w:cs="MS P明朝" w:eastAsia="MS P明朝" w:hAnsi="MS P明朝"/>
-                      <w:sz w:val="22"/>
-                      <w:szCs w:val="22"/>
-                    </w:rPr>
-                    <w:t xml:space="preserve">＝(　　　，　　　)</w:t>
-                  </w:r>
-                </w:p>
-              </w:tc>
-            </w:tr>
-          </w:tbl>
-          <w:p>
-            <w:pPr>
-              <w:spacing w:after="0" w:before="0" w:line="120" w:lineRule="exact"/>
-            </w:pPr>
-          </w:p>
-        </w:tc>
-        <w:tc>
-          <w:tcPr>
-            <w:tcW w:type="dxa" w:w="6335"/>
-            <w:tcBorders>
-              <w:top w:val="none" w:color="FFFFFF" w:sz="0"/>
-              <w:left w:val="none" w:color="FFFFFF" w:sz="0"/>
-              <w:bottom w:val="none" w:color="FFFFFF" w:sz="0"/>
-              <w:right w:val="none" w:color="FFFFFF" w:sz="0"/>
-            </w:tcBorders>
-            <w:tcMar>
-              <w:left w:type="dxa" w:w="60"/>
-              <w:right w:type="dxa" w:w="120"/>
-            </w:tcMar>
-          </w:tcPr>
-          <w:p>
-            <w:pPr>
-              <w:spacing w:after="40"/>
-            </w:pPr>
-            <w:r>
-              <w:rPr>
-                <w:rFonts w:ascii="MS P明朝" w:cs="MS P明朝" w:eastAsia="MS P明朝" w:hAnsi="MS P明朝"/>
-                <w:sz w:val="22"/>
-                <w:szCs w:val="22"/>
-              </w:rPr>
-              <w:t xml:space="preserve">（4）　</w:t>
-            </w:r>
-            <m:oMath xmlns:m="http://schemas.openxmlformats.org/officeDocument/2006/math" xmlns:w="http://schemas.openxmlformats.org/wordprocessingml/2006/main">
-              <m:d>
-                <m:dPr>
-                  <m:begChr m:val="{"/>
-                  <m:endChr m:val=""/>
-                </m:dPr>
-                <m:e>
-                  <m:eqArr>
-                    <m:e>
-                      <m:f>
-                        <m:num>
-                          <m:r>
-                            <m:t xml:space="preserve">x</m:t>
-                          </m:r>
-                        </m:num>
-                        <m:den>
-                          <m:r>
-                            <m:t xml:space="preserve">2</m:t>
-                          </m:r>
-                        </m:den>
-                      </m:f>
-                      <m:r>
-                        <m:t xml:space="preserve">+</m:t>
-                      </m:r>
-                      <m:f>
-                        <m:num>
-                          <m:r>
-                            <m:t xml:space="preserve">y</m:t>
-                          </m:r>
-                        </m:num>
-                        <m:den>
-                          <m:r>
-                            <m:t xml:space="preserve">4</m:t>
-                          </m:r>
-                        </m:den>
-                      </m:f>
-                      <m:r>
-                        <m:t xml:space="preserve">=1</m:t>
-                      </m:r>
-                      <m:r>
-                        <m:rPr>
-                          <m:sty m:val="p"/>
-                        </m:rPr>
-                        <m:t xml:space="preserve">　……①</m:t>
-                      </m:r>
-                    </m:e>
-                    <m:e>
-                      <m:r>
-                        <m:t xml:space="preserve">2x−y=8</m:t>
-                      </m:r>
-                      <m:r>
-                        <m:rPr>
-                          <m:sty m:val="p"/>
-                        </m:rPr>
-                        <m:t xml:space="preserve">　……②</m:t>
-                      </m:r>
-                    </m:e>
-                  </m:eqArr>
-                </m:e>
-              </m:d>
-            </m:oMath>
-          </w:p>
-          <w:p>
-            <w:pPr>
-              <w:spacing w:after="0" w:before="0" w:line="950" w:lineRule="exact"/>
-            </w:pPr>
-          </w:p>
-          <w:tbl>
-            <w:tblPr>
-              <w:tblW w:type="dxa" w:w="3600"/>
-              <w:jc w:val="right"/>
-              <w:tblBorders>
-                <w:top w:val="single" w:color="auto" w:sz="4"/>
-                <w:left w:val="single" w:color="auto" w:sz="4"/>
-                <w:bottom w:val="single" w:color="auto" w:sz="4"/>
-                <w:right w:val="single" w:color="auto" w:sz="4"/>
-                <w:insideH w:val="single" w:color="auto" w:sz="4"/>
-                <w:insideV w:val="single" w:color="auto" w:sz="4"/>
-              </w:tblBorders>
-            </w:tblPr>
-            <w:tblGrid>
-              <w:gridCol w:w="3600"/>
-            </w:tblGrid>
-            <w:tr>
-              <w:trPr>
-                <w:trHeight w:val="560" w:hRule="exact"/>
-              </w:trPr>
-              <w:tc>
-                <w:tcPr>
-                  <w:tcW w:type="dxa" w:w="3600"/>
-                  <w:tcBorders>
-                    <w:top w:val="single" w:color="000000" w:sz="8"/>
-                    <w:left w:val="single" w:color="000000" w:sz="8"/>
-                    <w:bottom w:val="single" w:color="000000" w:sz="8"/>
-                    <w:right w:val="single" w:color="000000" w:sz="8"/>
-                  </w:tcBorders>
-                  <w:tcMar>
-                    <w:left w:type="dxa" w:w="100"/>
-                    <w:right w:type="dxa" w:w="100"/>
-                  </w:tcMar>
-                  <w:vAlign w:val="center"/>
-                </w:tcPr>
-                <w:p>
-                  <w:pPr>
-                    <w:spacing w:after="0" w:before="0" w:line="300" w:lineRule="atLeast"/>
-                  </w:pPr>
-                  <m:oMath xmlns:m="http://schemas.openxmlformats.org/officeDocument/2006/math" xmlns:w="http://schemas.openxmlformats.org/wordprocessingml/2006/main">
-                    <m:r>
-                      <m:t xml:space="preserve">(x,y)</m:t>
-                    </m:r>
-                  </m:oMath>
-                  <w:r>
-                    <w:rPr>
-                      <w:rFonts w:ascii="MS P明朝" w:cs="MS P明朝" w:eastAsia="MS P明朝" w:hAnsi="MS P明朝"/>
-                      <w:sz w:val="22"/>
-                      <w:szCs w:val="22"/>
-                    </w:rPr>
-                    <w:t xml:space="preserve">＝(　　　，　　　)</w:t>
-                  </w:r>
-                </w:p>
-              </w:tc>
-            </w:tr>
-          </w:tbl>
-          <w:p>
-            <w:pPr>
-              <w:spacing w:after="0" w:before="0" w:line="120" w:lineRule="exact"/>
-            </w:pPr>
-          </w:p>
-        </w:tc>
-      </w:tr>
-    </w:tbl>
     <w:tbl>
       <w:tblPr>
         <w:tblW w:type="dxa" w:w="12670"/>
@@ -717,7 +122,7 @@
                 <w:sz w:val="26"/>
                 <w:szCs w:val="26"/>
               </w:rPr>
-              <w:t xml:space="preserve">＜2＞</w:t>
+              <w:t xml:space="preserve">＜1＞</w:t>
             </w:r>
             <w:r>
               <w:rPr>
@@ -802,7 +207,7 @@
             <w:r>
               <w:drawing>
                 <wp:inline distT="0" distB="0" distL="0" distR="0">
-                  <wp:extent cx="2047875" cy="2057400"/>
+                  <wp:extent cx="1809750" cy="1819275"/>
                   <wp:effectExtent t="0" r="0" b="0" l="0"/>
                   <wp:docPr id="1" name="" descr="" title=""/>
                   <wp:cNvGraphicFramePr>
@@ -827,7 +232,7 @@
                         <pic:spPr bwMode="auto">
                           <a:xfrm>
                             <a:off x="0" y="0"/>
-                            <a:ext cx="2047875" cy="2057400"/>
+                            <a:ext cx="1809750" cy="1819275"/>
                           </a:xfrm>
                           <a:prstGeom prst="rect">
                             <a:avLst/>
@@ -870,7 +275,7 @@
                 <w:sz w:val="26"/>
                 <w:szCs w:val="26"/>
               </w:rPr>
-              <w:t xml:space="preserve">＜3＞</w:t>
+              <w:t xml:space="preserve">＜2＞</w:t>
             </w:r>
             <w:r>
               <w:rPr>
@@ -957,7 +362,7 @@
                 </w:p>
                 <w:p>
                   <w:pPr>
-                    <w:spacing w:after="0" w:before="0" w:line="500" w:lineRule="exact"/>
+                    <w:spacing w:after="0" w:before="0" w:line="250" w:lineRule="exact"/>
                   </w:pPr>
                 </w:p>
                 <w:tbl>
@@ -1095,7 +500,7 @@
                 </w:p>
                 <w:p>
                   <w:pPr>
-                    <w:spacing w:after="0" w:before="0" w:line="500" w:lineRule="exact"/>
+                    <w:spacing w:after="0" w:before="0" w:line="250" w:lineRule="exact"/>
                   </w:pPr>
                 </w:p>
                 <w:tbl>
@@ -1285,7 +690,7 @@
                 </w:p>
                 <w:p>
                   <w:pPr>
-                    <w:spacing w:after="0" w:before="0" w:line="700" w:lineRule="exact"/>
+                    <w:spacing w:after="0" w:before="0" w:line="400" w:lineRule="exact"/>
                   </w:pPr>
                 </w:p>
                 <w:tbl>
@@ -1385,7 +790,7 @@
           <w:sz w:val="26"/>
           <w:szCs w:val="26"/>
         </w:rPr>
-        <w:t xml:space="preserve">＜4＞</w:t>
+        <w:t xml:space="preserve">＜3＞</w:t>
       </w:r>
       <w:r>
         <w:rPr>
@@ -1413,7 +818,7 @@
     </w:p>
     <w:p>
       <w:pPr>
-        <w:spacing w:after="0" w:before="0" w:line="750" w:lineRule="exact"/>
+        <w:spacing w:after="0" w:before="0" w:line="350" w:lineRule="exact"/>
       </w:pPr>
     </w:p>
     <w:tbl>
@@ -1469,6 +874,463 @@
     </w:tbl>
     <w:p>
       <w:pPr>
+        <w:spacing w:after="0" w:before="0" w:line="160" w:lineRule="exact"/>
+      </w:pPr>
+    </w:p>
+    <w:tbl>
+      <w:tblPr>
+        <w:tblW w:type="dxa" w:w="12670"/>
+        <w:tblBorders>
+          <w:top w:val="single" w:color="auto" w:sz="4"/>
+          <w:left w:val="single" w:color="auto" w:sz="4"/>
+          <w:bottom w:val="single" w:color="auto" w:sz="4"/>
+          <w:right w:val="single" w:color="auto" w:sz="4"/>
+          <w:insideH w:val="single" w:color="auto" w:sz="4"/>
+          <w:insideV w:val="single" w:color="auto" w:sz="4"/>
+        </w:tblBorders>
+      </w:tblPr>
+      <w:tblGrid>
+        <w:gridCol w:w="12670"/>
+      </w:tblGrid>
+      <w:tr>
+        <w:tc>
+          <w:tcPr>
+            <w:tcW w:type="dxa" w:w="12670"/>
+            <w:tcBorders>
+              <w:top w:val="single" w:color="000000" w:sz="8"/>
+              <w:left w:val="single" w:color="000000" w:sz="8"/>
+              <w:bottom w:val="single" w:color="000000" w:sz="8"/>
+              <w:right w:val="single" w:color="000000" w:sz="8"/>
+            </w:tcBorders>
+            <w:tcMar>
+              <w:top w:type="dxa" w:w="80"/>
+              <w:left w:type="dxa" w:w="160"/>
+              <w:bottom w:type="dxa" w:w="80"/>
+              <w:right w:type="dxa" w:w="160"/>
+            </w:tcMar>
+          </w:tcPr>
+          <w:p>
+            <w:pPr>
+              <w:spacing w:after="0" w:before="0" w:line="300" w:lineRule="atLeast"/>
+            </w:pPr>
+            <w:r>
+              <w:rPr>
+                <w:rFonts w:ascii="MS P明朝" w:cs="MS P明朝" w:eastAsia="MS P明朝" w:hAnsi="MS P明朝"/>
+                <w:b/>
+                <w:bCs/>
+                <w:sz w:val="20"/>
+                <w:szCs w:val="20"/>
+              </w:rPr>
+              <w:t xml:space="preserve">＜予習＞次回は「一次関数の利用」</w:t>
+            </w:r>
+            <w:r>
+              <w:rPr>
+                <w:rFonts w:ascii="MS P明朝" w:cs="MS P明朝" w:eastAsia="MS P明朝" w:hAnsi="MS P明朝"/>
+                <w:sz w:val="20"/>
+                <w:szCs w:val="20"/>
+              </w:rPr>
+              <w:t xml:space="preserve">　教科書p.86〜91を読んでから解こう。わからないときは解答解説を読めばOK。</w:t>
+            </w:r>
+          </w:p>
+        </w:tc>
+      </w:tr>
+    </w:tbl>
+    <w:p>
+      <w:pPr>
+        <w:keepNext/>
+        <w:pBdr>
+          <w:bottom w:val="single" w:color="000000" w:sz="6" w:space="2"/>
+        </w:pBdr>
+        <w:spacing w:after="60" w:before="120"/>
+      </w:pPr>
+      <w:r>
+        <w:rPr>
+          <w:rFonts w:ascii="MS Pゴシック" w:cs="MS Pゴシック" w:eastAsia="MS Pゴシック" w:hAnsi="MS Pゴシック"/>
+          <w:b/>
+          <w:bCs/>
+          <w:sz w:val="26"/>
+          <w:szCs w:val="26"/>
+        </w:rPr>
+        <w:t xml:space="preserve">＜4＞</w:t>
+      </w:r>
+      <w:r>
+        <w:rPr>
+          <w:rFonts w:ascii="MS Pゴシック" w:cs="MS Pゴシック" w:eastAsia="MS Pゴシック" w:hAnsi="MS Pゴシック"/>
+          <w:b/>
+          <w:bCs/>
+          <w:sz w:val="23"/>
+          <w:szCs w:val="23"/>
+        </w:rPr>
+        <w:t xml:space="preserve">　ろうそくの長さ</w:t>
+      </w:r>
+    </w:p>
+    <w:p>
+      <w:pPr>
+        <w:spacing w:after="40" w:before="0" w:line="300" w:lineRule="atLeast"/>
+      </w:pPr>
+      <w:r>
+        <w:rPr>
+          <w:rFonts w:ascii="MS P明朝" w:cs="MS P明朝" w:eastAsia="MS P明朝" w:hAnsi="MS P明朝"/>
+          <w:sz w:val="22"/>
+          <w:szCs w:val="22"/>
+        </w:rPr>
+        <w:t xml:space="preserve">長さ20cmのろうそくに火をつけると、1分間に0.5cmずつ短くなります。火をつけてから</w:t>
+      </w:r>
+      <m:oMath xmlns:m="http://schemas.openxmlformats.org/officeDocument/2006/math" xmlns:w="http://schemas.openxmlformats.org/wordprocessingml/2006/main">
+        <m:r>
+          <m:t xml:space="preserve">x</m:t>
+        </m:r>
+      </m:oMath>
+      <w:r>
+        <w:rPr>
+          <w:rFonts w:ascii="MS P明朝" w:cs="MS P明朝" w:eastAsia="MS P明朝" w:hAnsi="MS P明朝"/>
+          <w:sz w:val="22"/>
+          <w:szCs w:val="22"/>
+        </w:rPr>
+        <w:t xml:space="preserve">分後のろうそくの長さを</w:t>
+      </w:r>
+      <m:oMath xmlns:m="http://schemas.openxmlformats.org/officeDocument/2006/math" xmlns:w="http://schemas.openxmlformats.org/wordprocessingml/2006/main">
+        <m:r>
+          <m:t xml:space="preserve">y</m:t>
+        </m:r>
+      </m:oMath>
+      <w:r>
+        <w:rPr>
+          <w:rFonts w:ascii="MS P明朝" w:cs="MS P明朝" w:eastAsia="MS P明朝" w:hAnsi="MS P明朝"/>
+          <w:sz w:val="22"/>
+          <w:szCs w:val="22"/>
+        </w:rPr>
+        <w:t xml:space="preserve">cmとします。</w:t>
+      </w:r>
+    </w:p>
+    <w:tbl>
+      <w:tblPr>
+        <w:tblW w:type="dxa" w:w="12669"/>
+        <w:tblBorders>
+          <w:top w:val="none" w:color="auto" w:sz="0"/>
+          <w:left w:val="none" w:color="auto" w:sz="0"/>
+          <w:bottom w:val="none" w:color="auto" w:sz="0"/>
+          <w:right w:val="none" w:color="auto" w:sz="0"/>
+          <w:insideH w:val="none" w:color="auto" w:sz="0"/>
+          <w:insideV w:val="none" w:color="auto" w:sz="0"/>
+        </w:tblBorders>
+      </w:tblPr>
+      <w:tblGrid>
+        <w:gridCol w:w="4223"/>
+        <w:gridCol w:w="4223"/>
+        <w:gridCol w:w="4223"/>
+      </w:tblGrid>
+      <w:tr>
+        <w:trPr>
+          <w:cantSplit/>
+        </w:trPr>
+        <w:tc>
+          <w:tcPr>
+            <w:tcW w:type="dxa" w:w="4223"/>
+            <w:tcBorders>
+              <w:top w:val="none" w:color="FFFFFF" w:sz="0"/>
+              <w:left w:val="none" w:color="FFFFFF" w:sz="0"/>
+              <w:bottom w:val="none" w:color="FFFFFF" w:sz="0"/>
+              <w:right w:val="none" w:color="FFFFFF" w:sz="0"/>
+            </w:tcBorders>
+            <w:tcMar>
+              <w:left w:type="dxa" w:w="60"/>
+              <w:right w:type="dxa" w:w="120"/>
+            </w:tcMar>
+          </w:tcPr>
+          <w:p>
+            <w:pPr>
+              <w:spacing w:after="40" w:before="0" w:line="300" w:lineRule="atLeast"/>
+            </w:pPr>
+            <w:r>
+              <w:rPr>
+                <w:rFonts w:ascii="MS P明朝" w:cs="MS P明朝" w:eastAsia="MS P明朝" w:hAnsi="MS P明朝"/>
+                <w:sz w:val="22"/>
+                <w:szCs w:val="22"/>
+              </w:rPr>
+              <w:t xml:space="preserve">（1）</w:t>
+            </w:r>
+            <m:oMath xmlns:m="http://schemas.openxmlformats.org/officeDocument/2006/math" xmlns:w="http://schemas.openxmlformats.org/wordprocessingml/2006/main">
+              <m:r>
+                <m:t xml:space="preserve">y</m:t>
+              </m:r>
+            </m:oMath>
+            <w:r>
+              <w:rPr>
+                <w:rFonts w:ascii="MS P明朝" w:cs="MS P明朝" w:eastAsia="MS P明朝" w:hAnsi="MS P明朝"/>
+                <w:sz w:val="22"/>
+                <w:szCs w:val="22"/>
+              </w:rPr>
+              <w:t xml:space="preserve">を</w:t>
+            </w:r>
+            <m:oMath xmlns:m="http://schemas.openxmlformats.org/officeDocument/2006/math" xmlns:w="http://schemas.openxmlformats.org/wordprocessingml/2006/main">
+              <m:r>
+                <m:t xml:space="preserve">x</m:t>
+              </m:r>
+            </m:oMath>
+            <w:r>
+              <w:rPr>
+                <w:rFonts w:ascii="MS P明朝" w:cs="MS P明朝" w:eastAsia="MS P明朝" w:hAnsi="MS P明朝"/>
+                <w:sz w:val="22"/>
+                <w:szCs w:val="22"/>
+              </w:rPr>
+              <w:t xml:space="preserve">の式で表しなさい。</w:t>
+            </w:r>
+          </w:p>
+          <w:p>
+            <w:pPr>
+              <w:spacing w:after="0" w:before="0" w:line="100" w:lineRule="exact"/>
+            </w:pPr>
+          </w:p>
+          <w:tbl>
+            <w:tblPr>
+              <w:tblW w:type="dxa" w:w="2800"/>
+              <w:jc w:val="right"/>
+              <w:tblBorders>
+                <w:top w:val="single" w:color="auto" w:sz="4"/>
+                <w:left w:val="single" w:color="auto" w:sz="4"/>
+                <w:bottom w:val="single" w:color="auto" w:sz="4"/>
+                <w:right w:val="single" w:color="auto" w:sz="4"/>
+                <w:insideH w:val="single" w:color="auto" w:sz="4"/>
+                <w:insideV w:val="single" w:color="auto" w:sz="4"/>
+              </w:tblBorders>
+            </w:tblPr>
+            <w:tblGrid>
+              <w:gridCol w:w="2800"/>
+            </w:tblGrid>
+            <w:tr>
+              <w:trPr>
+                <w:trHeight w:val="560" w:hRule="exact"/>
+              </w:trPr>
+              <w:tc>
+                <w:tcPr>
+                  <w:tcW w:type="dxa" w:w="2800"/>
+                  <w:tcBorders>
+                    <w:top w:val="single" w:color="000000" w:sz="8"/>
+                    <w:left w:val="single" w:color="000000" w:sz="8"/>
+                    <w:bottom w:val="single" w:color="000000" w:sz="8"/>
+                    <w:right w:val="single" w:color="000000" w:sz="8"/>
+                  </w:tcBorders>
+                  <w:tcMar>
+                    <w:left w:type="dxa" w:w="100"/>
+                    <w:right w:type="dxa" w:w="100"/>
+                  </w:tcMar>
+                  <w:vAlign w:val="center"/>
+                </w:tcPr>
+                <w:p>
+                  <w:pPr>
+                    <w:spacing w:after="0" w:before="0" w:line="300" w:lineRule="atLeast"/>
+                  </w:pPr>
+                  <m:oMath xmlns:m="http://schemas.openxmlformats.org/officeDocument/2006/math" xmlns:w="http://schemas.openxmlformats.org/wordprocessingml/2006/main">
+                    <m:r>
+                      <m:t xml:space="preserve">y</m:t>
+                    </m:r>
+                  </m:oMath>
+                  <w:r>
+                    <w:rPr>
+                      <w:rFonts w:ascii="MS P明朝" w:cs="MS P明朝" w:eastAsia="MS P明朝" w:hAnsi="MS P明朝"/>
+                      <w:sz w:val="22"/>
+                      <w:szCs w:val="22"/>
+                    </w:rPr>
+                    <w:t xml:space="preserve">＝</w:t>
+                  </w:r>
+                </w:p>
+              </w:tc>
+            </w:tr>
+          </w:tbl>
+          <w:p>
+            <w:pPr>
+              <w:spacing w:after="0" w:before="0" w:line="120" w:lineRule="exact"/>
+            </w:pPr>
+          </w:p>
+        </w:tc>
+        <w:tc>
+          <w:tcPr>
+            <w:tcW w:type="dxa" w:w="4223"/>
+            <w:tcBorders>
+              <w:top w:val="none" w:color="FFFFFF" w:sz="0"/>
+              <w:left w:val="none" w:color="FFFFFF" w:sz="0"/>
+              <w:bottom w:val="none" w:color="FFFFFF" w:sz="0"/>
+              <w:right w:val="none" w:color="FFFFFF" w:sz="0"/>
+            </w:tcBorders>
+            <w:tcMar>
+              <w:left w:type="dxa" w:w="60"/>
+              <w:right w:type="dxa" w:w="120"/>
+            </w:tcMar>
+          </w:tcPr>
+          <w:p>
+            <w:pPr>
+              <w:spacing w:after="40" w:before="0" w:line="300" w:lineRule="atLeast"/>
+            </w:pPr>
+            <w:r>
+              <w:rPr>
+                <w:rFonts w:ascii="MS P明朝" w:cs="MS P明朝" w:eastAsia="MS P明朝" w:hAnsi="MS P明朝"/>
+                <w:sz w:val="22"/>
+                <w:szCs w:val="22"/>
+              </w:rPr>
+              <w:t xml:space="preserve">（2）ろうそくが燃えつきるのは、火をつけてから何分後ですか。</w:t>
+            </w:r>
+          </w:p>
+          <w:p>
+            <w:pPr>
+              <w:spacing w:after="0" w:before="0" w:line="100" w:lineRule="exact"/>
+            </w:pPr>
+          </w:p>
+          <w:tbl>
+            <w:tblPr>
+              <w:tblW w:type="dxa" w:w="2400"/>
+              <w:jc w:val="right"/>
+              <w:tblBorders>
+                <w:top w:val="single" w:color="auto" w:sz="4"/>
+                <w:left w:val="single" w:color="auto" w:sz="4"/>
+                <w:bottom w:val="single" w:color="auto" w:sz="4"/>
+                <w:right w:val="single" w:color="auto" w:sz="4"/>
+                <w:insideH w:val="single" w:color="auto" w:sz="4"/>
+                <w:insideV w:val="single" w:color="auto" w:sz="4"/>
+              </w:tblBorders>
+            </w:tblPr>
+            <w:tblGrid>
+              <w:gridCol w:w="2400"/>
+            </w:tblGrid>
+            <w:tr>
+              <w:trPr>
+                <w:trHeight w:val="560" w:hRule="exact"/>
+              </w:trPr>
+              <w:tc>
+                <w:tcPr>
+                  <w:tcW w:type="dxa" w:w="2400"/>
+                  <w:tcBorders>
+                    <w:top w:val="single" w:color="000000" w:sz="8"/>
+                    <w:left w:val="single" w:color="000000" w:sz="8"/>
+                    <w:bottom w:val="single" w:color="000000" w:sz="8"/>
+                    <w:right w:val="single" w:color="000000" w:sz="8"/>
+                  </w:tcBorders>
+                  <w:tcMar>
+                    <w:left w:type="dxa" w:w="100"/>
+                    <w:right w:type="dxa" w:w="100"/>
+                  </w:tcMar>
+                  <w:vAlign w:val="center"/>
+                </w:tcPr>
+                <w:p>
+                  <w:pPr>
+                    <w:spacing w:after="0" w:before="0" w:line="300" w:lineRule="atLeast"/>
+                  </w:pPr>
+                  <w:r>
+                    <w:rPr>
+                      <w:rFonts w:ascii="MS P明朝" w:cs="MS P明朝" w:eastAsia="MS P明朝" w:hAnsi="MS P明朝"/>
+                      <w:sz w:val="22"/>
+                      <w:szCs w:val="22"/>
+                    </w:rPr>
+                    <w:t xml:space="preserve">　　　分後</w:t>
+                  </w:r>
+                </w:p>
+              </w:tc>
+            </w:tr>
+          </w:tbl>
+          <w:p>
+            <w:pPr>
+              <w:spacing w:after="0" w:before="0" w:line="120" w:lineRule="exact"/>
+            </w:pPr>
+          </w:p>
+        </w:tc>
+        <w:tc>
+          <w:tcPr>
+            <w:tcW w:type="dxa" w:w="4223"/>
+            <w:tcBorders>
+              <w:top w:val="none" w:color="FFFFFF" w:sz="0"/>
+              <w:left w:val="none" w:color="FFFFFF" w:sz="0"/>
+              <w:bottom w:val="none" w:color="FFFFFF" w:sz="0"/>
+              <w:right w:val="none" w:color="FFFFFF" w:sz="0"/>
+            </w:tcBorders>
+            <w:tcMar>
+              <w:left w:type="dxa" w:w="60"/>
+              <w:right w:type="dxa" w:w="120"/>
+            </w:tcMar>
+          </w:tcPr>
+          <w:p>
+            <w:pPr>
+              <w:spacing w:after="40" w:before="0" w:line="300" w:lineRule="atLeast"/>
+            </w:pPr>
+            <w:r>
+              <w:rPr>
+                <w:rFonts w:ascii="MS P明朝" w:cs="MS P明朝" w:eastAsia="MS P明朝" w:hAnsi="MS P明朝"/>
+                <w:sz w:val="22"/>
+                <w:szCs w:val="22"/>
+              </w:rPr>
+              <w:t xml:space="preserve">（3）</w:t>
+            </w:r>
+            <m:oMath xmlns:m="http://schemas.openxmlformats.org/officeDocument/2006/math" xmlns:w="http://schemas.openxmlformats.org/wordprocessingml/2006/main">
+              <m:r>
+                <m:t xml:space="preserve">x</m:t>
+              </m:r>
+            </m:oMath>
+            <w:r>
+              <w:rPr>
+                <w:rFonts w:ascii="MS P明朝" w:cs="MS P明朝" w:eastAsia="MS P明朝" w:hAnsi="MS P明朝"/>
+                <w:sz w:val="22"/>
+                <w:szCs w:val="22"/>
+              </w:rPr>
+              <w:t xml:space="preserve">の変域を求めなさい。</w:t>
+            </w:r>
+          </w:p>
+          <w:p>
+            <w:pPr>
+              <w:spacing w:after="0" w:before="0" w:line="100" w:lineRule="exact"/>
+            </w:pPr>
+          </w:p>
+          <w:tbl>
+            <w:tblPr>
+              <w:tblW w:type="dxa" w:w="2600"/>
+              <w:jc w:val="right"/>
+              <w:tblBorders>
+                <w:top w:val="single" w:color="auto" w:sz="4"/>
+                <w:left w:val="single" w:color="auto" w:sz="4"/>
+                <w:bottom w:val="single" w:color="auto" w:sz="4"/>
+                <w:right w:val="single" w:color="auto" w:sz="4"/>
+                <w:insideH w:val="single" w:color="auto" w:sz="4"/>
+                <w:insideV w:val="single" w:color="auto" w:sz="4"/>
+              </w:tblBorders>
+            </w:tblPr>
+            <w:tblGrid>
+              <w:gridCol w:w="2600"/>
+            </w:tblGrid>
+            <w:tr>
+              <w:trPr>
+                <w:trHeight w:val="560" w:hRule="exact"/>
+              </w:trPr>
+              <w:tc>
+                <w:tcPr>
+                  <w:tcW w:type="dxa" w:w="2600"/>
+                  <w:tcBorders>
+                    <w:top w:val="single" w:color="000000" w:sz="8"/>
+                    <w:left w:val="single" w:color="000000" w:sz="8"/>
+                    <w:bottom w:val="single" w:color="000000" w:sz="8"/>
+                    <w:right w:val="single" w:color="000000" w:sz="8"/>
+                  </w:tcBorders>
+                  <w:tcMar>
+                    <w:left w:type="dxa" w:w="100"/>
+                    <w:right w:type="dxa" w:w="100"/>
+                  </w:tcMar>
+                  <w:vAlign w:val="center"/>
+                </w:tcPr>
+                <w:p>
+                  <w:pPr>
+                    <w:spacing w:after="0" w:before="0" w:line="300" w:lineRule="atLeast"/>
+                  </w:pPr>
+                </w:p>
+              </w:tc>
+            </w:tr>
+          </w:tbl>
+          <w:p>
+            <w:pPr>
+              <w:spacing w:after="0" w:before="0" w:line="120" w:lineRule="exact"/>
+            </w:pPr>
+          </w:p>
+        </w:tc>
+      </w:tr>
+    </w:tbl>
+    <w:p>
+      <w:pPr>
         <w:keepNext/>
         <w:pBdr>
           <w:bottom w:val="single" w:color="000000" w:sz="6" w:space="2"/>
@@ -1493,82 +1355,7 @@
           <w:sz w:val="23"/>
           <w:szCs w:val="23"/>
         </w:rPr>
-        <w:t xml:space="preserve">　右の図で、直線ℓは</w:t>
-      </w:r>
-      <m:oMath xmlns:m="http://schemas.openxmlformats.org/officeDocument/2006/math" xmlns:w="http://schemas.openxmlformats.org/wordprocessingml/2006/main">
-        <m:r>
-          <m:t xml:space="preserve">y=−x+6</m:t>
-        </m:r>
-      </m:oMath>
-      <w:r>
-        <w:rPr>
-          <w:rFonts w:ascii="MS Pゴシック" w:cs="MS Pゴシック" w:eastAsia="MS Pゴシック" w:hAnsi="MS Pゴシック"/>
-          <w:b/>
-          <w:bCs/>
-          <w:sz w:val="23"/>
-          <w:szCs w:val="23"/>
-        </w:rPr>
-        <w:t xml:space="preserve">、直線</w:t>
-      </w:r>
-      <m:oMath xmlns:m="http://schemas.openxmlformats.org/officeDocument/2006/math" xmlns:w="http://schemas.openxmlformats.org/wordprocessingml/2006/main">
-        <m:r>
-          <m:t xml:space="preserve">m</m:t>
-        </m:r>
-      </m:oMath>
-      <w:r>
-        <w:rPr>
-          <w:rFonts w:ascii="MS Pゴシック" w:cs="MS Pゴシック" w:eastAsia="MS Pゴシック" w:hAnsi="MS Pゴシック"/>
-          <w:b/>
-          <w:bCs/>
-          <w:sz w:val="23"/>
-          <w:szCs w:val="23"/>
-        </w:rPr>
-        <w:t xml:space="preserve">は</w:t>
-      </w:r>
-      <m:oMath xmlns:m="http://schemas.openxmlformats.org/officeDocument/2006/math" xmlns:w="http://schemas.openxmlformats.org/wordprocessingml/2006/main">
-        <m:r>
-          <m:t xml:space="preserve">y=2x</m:t>
-        </m:r>
-      </m:oMath>
-      <w:r>
-        <w:rPr>
-          <w:rFonts w:ascii="MS Pゴシック" w:cs="MS Pゴシック" w:eastAsia="MS Pゴシック" w:hAnsi="MS Pゴシック"/>
-          <w:b/>
-          <w:bCs/>
-          <w:sz w:val="23"/>
-          <w:szCs w:val="23"/>
-        </w:rPr>
-        <w:t xml:space="preserve">のグラフです。ℓと</w:t>
-      </w:r>
-      <m:oMath xmlns:m="http://schemas.openxmlformats.org/officeDocument/2006/math" xmlns:w="http://schemas.openxmlformats.org/wordprocessingml/2006/main">
-        <m:r>
-          <m:t xml:space="preserve">m</m:t>
-        </m:r>
-      </m:oMath>
-      <w:r>
-        <w:rPr>
-          <w:rFonts w:ascii="MS Pゴシック" w:cs="MS Pゴシック" w:eastAsia="MS Pゴシック" w:hAnsi="MS Pゴシック"/>
-          <w:b/>
-          <w:bCs/>
-          <w:sz w:val="23"/>
-          <w:szCs w:val="23"/>
-        </w:rPr>
-        <w:t xml:space="preserve">の交点をA、ℓと</w:t>
-      </w:r>
-      <m:oMath xmlns:m="http://schemas.openxmlformats.org/officeDocument/2006/math" xmlns:w="http://schemas.openxmlformats.org/wordprocessingml/2006/main">
-        <m:r>
-          <m:t xml:space="preserve">y</m:t>
-        </m:r>
-      </m:oMath>
-      <w:r>
-        <w:rPr>
-          <w:rFonts w:ascii="MS Pゴシック" w:cs="MS Pゴシック" w:eastAsia="MS Pゴシック" w:hAnsi="MS Pゴシック"/>
-          <w:b/>
-          <w:bCs/>
-          <w:sz w:val="23"/>
-          <w:szCs w:val="23"/>
-        </w:rPr>
-        <w:t xml:space="preserve">軸との交点をBとします。</w:t>
+        <w:t xml:space="preserve">　ダイヤグラム</w:t>
       </w:r>
     </w:p>
     <w:tbl>
@@ -1584,13 +1371,13 @@
         </w:tblBorders>
       </w:tblPr>
       <w:tblGrid>
-        <w:gridCol w:w="8870"/>
-        <w:gridCol w:w="3800"/>
+        <w:gridCol w:w="8370"/>
+        <w:gridCol w:w="4300"/>
       </w:tblGrid>
       <w:tr>
         <w:tc>
           <w:tcPr>
-            <w:tcW w:type="dxa" w:w="8870"/>
+            <w:tcW w:type="dxa" w:w="8370"/>
             <w:tcBorders>
               <w:top w:val="none" w:color="FFFFFF" w:sz="0"/>
               <w:left w:val="none" w:color="FFFFFF" w:sz="0"/>
@@ -1598,9 +1385,48 @@
               <w:right w:val="none" w:color="FFFFFF" w:sz="0"/>
             </w:tcBorders>
           </w:tcPr>
+          <w:p>
+            <w:pPr>
+              <w:spacing w:after="40" w:before="0" w:line="300" w:lineRule="atLeast"/>
+            </w:pPr>
+            <w:r>
+              <w:rPr>
+                <w:rFonts w:ascii="MS P明朝" w:cs="MS P明朝" w:eastAsia="MS P明朝" w:hAnsi="MS P明朝"/>
+                <w:sz w:val="22"/>
+                <w:szCs w:val="22"/>
+              </w:rPr>
+              <w:t xml:space="preserve">たけしさんは、家から3000m離れた駅まで、途中で休みながら進みました。右の図は、家を出発してから</w:t>
+            </w:r>
+            <m:oMath xmlns:m="http://schemas.openxmlformats.org/officeDocument/2006/math" xmlns:w="http://schemas.openxmlformats.org/wordprocessingml/2006/main">
+              <m:r>
+                <m:t xml:space="preserve">x</m:t>
+              </m:r>
+            </m:oMath>
+            <w:r>
+              <w:rPr>
+                <w:rFonts w:ascii="MS P明朝" w:cs="MS P明朝" w:eastAsia="MS P明朝" w:hAnsi="MS P明朝"/>
+                <w:sz w:val="22"/>
+                <w:szCs w:val="22"/>
+              </w:rPr>
+              <w:t xml:space="preserve">分後の家からの道のりを</w:t>
+            </w:r>
+            <m:oMath xmlns:m="http://schemas.openxmlformats.org/officeDocument/2006/math" xmlns:w="http://schemas.openxmlformats.org/wordprocessingml/2006/main">
+              <m:r>
+                <m:t xml:space="preserve">y</m:t>
+              </m:r>
+            </m:oMath>
+            <w:r>
+              <w:rPr>
+                <w:rFonts w:ascii="MS P明朝" w:cs="MS P明朝" w:eastAsia="MS P明朝" w:hAnsi="MS P明朝"/>
+                <w:sz w:val="22"/>
+                <w:szCs w:val="22"/>
+              </w:rPr>
+              <w:t xml:space="preserve">mとして表したものです。</w:t>
+            </w:r>
+          </w:p>
           <w:tbl>
             <w:tblPr>
-              <w:tblW w:type="dxa" w:w="8870"/>
+              <w:tblW w:type="dxa" w:w="8370"/>
               <w:tblBorders>
                 <w:top w:val="none" w:color="auto" w:sz="0"/>
                 <w:left w:val="none" w:color="auto" w:sz="0"/>
@@ -1611,8 +1437,8 @@
               </w:tblBorders>
             </w:tblPr>
             <w:tblGrid>
-              <w:gridCol w:w="4435"/>
-              <w:gridCol w:w="4435"/>
+              <w:gridCol w:w="4185"/>
+              <w:gridCol w:w="4185"/>
             </w:tblGrid>
             <w:tr>
               <w:trPr>
@@ -1620,7 +1446,7 @@
               </w:trPr>
               <w:tc>
                 <w:tcPr>
-                  <w:tcW w:type="dxa" w:w="4435"/>
+                  <w:tcW w:type="dxa" w:w="4185"/>
                   <w:tcBorders>
                     <w:top w:val="none" w:color="FFFFFF" w:sz="0"/>
                     <w:left w:val="none" w:color="FFFFFF" w:sz="0"/>
@@ -1642,12 +1468,234 @@
                       <w:sz w:val="22"/>
                       <w:szCs w:val="22"/>
                     </w:rPr>
-                    <w:t xml:space="preserve">（1）点Aの座標</w:t>
-                  </w:r>
-                </w:p>
-                <w:p>
-                  <w:pPr>
-                    <w:spacing w:after="0" w:before="0" w:line="500" w:lineRule="exact"/>
+                    <w:t xml:space="preserve">（1）最初の15分間の速さは、分速何mですか。</w:t>
+                  </w:r>
+                </w:p>
+                <w:p>
+                  <w:pPr>
+                    <w:spacing w:after="0" w:before="0" w:line="100" w:lineRule="exact"/>
+                  </w:pPr>
+                </w:p>
+                <w:tbl>
+                  <w:tblPr>
+                    <w:tblW w:type="dxa" w:w="2600"/>
+                    <w:jc w:val="right"/>
+                    <w:tblBorders>
+                      <w:top w:val="single" w:color="auto" w:sz="4"/>
+                      <w:left w:val="single" w:color="auto" w:sz="4"/>
+                      <w:bottom w:val="single" w:color="auto" w:sz="4"/>
+                      <w:right w:val="single" w:color="auto" w:sz="4"/>
+                      <w:insideH w:val="single" w:color="auto" w:sz="4"/>
+                      <w:insideV w:val="single" w:color="auto" w:sz="4"/>
+                    </w:tblBorders>
+                  </w:tblPr>
+                  <w:tblGrid>
+                    <w:gridCol w:w="2600"/>
+                  </w:tblGrid>
+                  <w:tr>
+                    <w:trPr>
+                      <w:trHeight w:val="560" w:hRule="exact"/>
+                    </w:trPr>
+                    <w:tc>
+                      <w:tcPr>
+                        <w:tcW w:type="dxa" w:w="2600"/>
+                        <w:tcBorders>
+                          <w:top w:val="single" w:color="000000" w:sz="8"/>
+                          <w:left w:val="single" w:color="000000" w:sz="8"/>
+                          <w:bottom w:val="single" w:color="000000" w:sz="8"/>
+                          <w:right w:val="single" w:color="000000" w:sz="8"/>
+                        </w:tcBorders>
+                        <w:tcMar>
+                          <w:left w:type="dxa" w:w="100"/>
+                          <w:right w:type="dxa" w:w="100"/>
+                        </w:tcMar>
+                        <w:vAlign w:val="center"/>
+                      </w:tcPr>
+                      <w:p>
+                        <w:pPr>
+                          <w:spacing w:after="0" w:before="0" w:line="300" w:lineRule="atLeast"/>
+                        </w:pPr>
+                        <w:r>
+                          <w:rPr>
+                            <w:rFonts w:ascii="MS P明朝" w:cs="MS P明朝" w:eastAsia="MS P明朝" w:hAnsi="MS P明朝"/>
+                            <w:sz w:val="22"/>
+                            <w:szCs w:val="22"/>
+                          </w:rPr>
+                          <w:t xml:space="preserve">分速　　　m</w:t>
+                        </w:r>
+                      </w:p>
+                    </w:tc>
+                  </w:tr>
+                </w:tbl>
+                <w:p>
+                  <w:pPr>
+                    <w:spacing w:after="0" w:before="0" w:line="120" w:lineRule="exact"/>
+                  </w:pPr>
+                </w:p>
+              </w:tc>
+              <w:tc>
+                <w:tcPr>
+                  <w:tcW w:type="dxa" w:w="4185"/>
+                  <w:tcBorders>
+                    <w:top w:val="none" w:color="FFFFFF" w:sz="0"/>
+                    <w:left w:val="none" w:color="FFFFFF" w:sz="0"/>
+                    <w:bottom w:val="none" w:color="FFFFFF" w:sz="0"/>
+                    <w:right w:val="none" w:color="FFFFFF" w:sz="0"/>
+                  </w:tcBorders>
+                  <w:tcMar>
+                    <w:left w:type="dxa" w:w="60"/>
+                    <w:right w:type="dxa" w:w="120"/>
+                  </w:tcMar>
+                </w:tcPr>
+                <w:p>
+                  <w:pPr>
+                    <w:spacing w:after="40" w:before="0" w:line="300" w:lineRule="atLeast"/>
+                  </w:pPr>
+                  <w:r>
+                    <w:rPr>
+                      <w:rFonts w:ascii="MS P明朝" w:cs="MS P明朝" w:eastAsia="MS P明朝" w:hAnsi="MS P明朝"/>
+                      <w:sz w:val="22"/>
+                      <w:szCs w:val="22"/>
+                    </w:rPr>
+                    <w:t xml:space="preserve">（2）休んでいたのは何分間ですか。</w:t>
+                  </w:r>
+                </w:p>
+                <w:p>
+                  <w:pPr>
+                    <w:spacing w:after="0" w:before="0" w:line="100" w:lineRule="exact"/>
+                  </w:pPr>
+                </w:p>
+                <w:tbl>
+                  <w:tblPr>
+                    <w:tblW w:type="dxa" w:w="2600"/>
+                    <w:jc w:val="right"/>
+                    <w:tblBorders>
+                      <w:top w:val="single" w:color="auto" w:sz="4"/>
+                      <w:left w:val="single" w:color="auto" w:sz="4"/>
+                      <w:bottom w:val="single" w:color="auto" w:sz="4"/>
+                      <w:right w:val="single" w:color="auto" w:sz="4"/>
+                      <w:insideH w:val="single" w:color="auto" w:sz="4"/>
+                      <w:insideV w:val="single" w:color="auto" w:sz="4"/>
+                    </w:tblBorders>
+                  </w:tblPr>
+                  <w:tblGrid>
+                    <w:gridCol w:w="2600"/>
+                  </w:tblGrid>
+                  <w:tr>
+                    <w:trPr>
+                      <w:trHeight w:val="560" w:hRule="exact"/>
+                    </w:trPr>
+                    <w:tc>
+                      <w:tcPr>
+                        <w:tcW w:type="dxa" w:w="2600"/>
+                        <w:tcBorders>
+                          <w:top w:val="single" w:color="000000" w:sz="8"/>
+                          <w:left w:val="single" w:color="000000" w:sz="8"/>
+                          <w:bottom w:val="single" w:color="000000" w:sz="8"/>
+                          <w:right w:val="single" w:color="000000" w:sz="8"/>
+                        </w:tcBorders>
+                        <w:tcMar>
+                          <w:left w:type="dxa" w:w="100"/>
+                          <w:right w:type="dxa" w:w="100"/>
+                        </w:tcMar>
+                        <w:vAlign w:val="center"/>
+                      </w:tcPr>
+                      <w:p>
+                        <w:pPr>
+                          <w:spacing w:after="0" w:before="0" w:line="300" w:lineRule="atLeast"/>
+                        </w:pPr>
+                        <w:r>
+                          <w:rPr>
+                            <w:rFonts w:ascii="MS P明朝" w:cs="MS P明朝" w:eastAsia="MS P明朝" w:hAnsi="MS P明朝"/>
+                            <w:sz w:val="22"/>
+                            <w:szCs w:val="22"/>
+                          </w:rPr>
+                          <w:t xml:space="preserve">　　　分間</w:t>
+                        </w:r>
+                      </w:p>
+                    </w:tc>
+                  </w:tr>
+                </w:tbl>
+                <w:p>
+                  <w:pPr>
+                    <w:spacing w:after="0" w:before="0" w:line="120" w:lineRule="exact"/>
+                  </w:pPr>
+                </w:p>
+              </w:tc>
+            </w:tr>
+            <w:tr>
+              <w:trPr>
+                <w:cantSplit/>
+              </w:trPr>
+              <w:tc>
+                <w:tcPr>
+                  <w:tcW w:type="dxa" w:w="4185"/>
+                  <w:tcBorders>
+                    <w:top w:val="none" w:color="FFFFFF" w:sz="0"/>
+                    <w:left w:val="none" w:color="FFFFFF" w:sz="0"/>
+                    <w:bottom w:val="none" w:color="FFFFFF" w:sz="0"/>
+                    <w:right w:val="none" w:color="FFFFFF" w:sz="0"/>
+                  </w:tcBorders>
+                  <w:tcMar>
+                    <w:left w:type="dxa" w:w="60"/>
+                    <w:right w:type="dxa" w:w="120"/>
+                  </w:tcMar>
+                </w:tcPr>
+                <w:p>
+                  <w:pPr>
+                    <w:spacing w:after="40" w:before="0" w:line="300" w:lineRule="atLeast"/>
+                  </w:pPr>
+                  <w:r>
+                    <w:rPr>
+                      <w:rFonts w:ascii="MS P明朝" w:cs="MS P明朝" w:eastAsia="MS P明朝" w:hAnsi="MS P明朝"/>
+                      <w:sz w:val="22"/>
+                      <w:szCs w:val="22"/>
+                    </w:rPr>
+                    <w:t xml:space="preserve">（3）</w:t>
+                  </w:r>
+                  <m:oMath xmlns:m="http://schemas.openxmlformats.org/officeDocument/2006/math" xmlns:w="http://schemas.openxmlformats.org/wordprocessingml/2006/main">
+                    <m:r>
+                      <m:t xml:space="preserve">20≦x≦30</m:t>
+                    </m:r>
+                  </m:oMath>
+                  <w:r>
+                    <w:rPr>
+                      <w:rFonts w:ascii="MS P明朝" w:cs="MS P明朝" w:eastAsia="MS P明朝" w:hAnsi="MS P明朝"/>
+                      <w:sz w:val="22"/>
+                      <w:szCs w:val="22"/>
+                    </w:rPr>
+                    <w:t xml:space="preserve">のとき、</w:t>
+                  </w:r>
+                  <m:oMath xmlns:m="http://schemas.openxmlformats.org/officeDocument/2006/math" xmlns:w="http://schemas.openxmlformats.org/wordprocessingml/2006/main">
+                    <m:r>
+                      <m:t xml:space="preserve">y</m:t>
+                    </m:r>
+                  </m:oMath>
+                  <w:r>
+                    <w:rPr>
+                      <w:rFonts w:ascii="MS P明朝" w:cs="MS P明朝" w:eastAsia="MS P明朝" w:hAnsi="MS P明朝"/>
+                      <w:sz w:val="22"/>
+                      <w:szCs w:val="22"/>
+                    </w:rPr>
+                    <w:t xml:space="preserve">を</w:t>
+                  </w:r>
+                  <m:oMath xmlns:m="http://schemas.openxmlformats.org/officeDocument/2006/math" xmlns:w="http://schemas.openxmlformats.org/wordprocessingml/2006/main">
+                    <m:r>
+                      <m:t xml:space="preserve">x</m:t>
+                    </m:r>
+                  </m:oMath>
+                  <w:r>
+                    <w:rPr>
+                      <w:rFonts w:ascii="MS P明朝" w:cs="MS P明朝" w:eastAsia="MS P明朝" w:hAnsi="MS P明朝"/>
+                      <w:sz w:val="22"/>
+                      <w:szCs w:val="22"/>
+                    </w:rPr>
+                    <w:t xml:space="preserve">の式で表しなさい。</w:t>
+                  </w:r>
+                </w:p>
+                <w:p>
+                  <w:pPr>
+                    <w:spacing w:after="0" w:before="0" w:line="250" w:lineRule="exact"/>
                   </w:pPr>
                 </w:p>
                 <w:tbl>
@@ -1689,13 +1737,18 @@
                         <w:pPr>
                           <w:spacing w:after="0" w:before="0" w:line="300" w:lineRule="atLeast"/>
                         </w:pPr>
+                        <m:oMath xmlns:m="http://schemas.openxmlformats.org/officeDocument/2006/math" xmlns:w="http://schemas.openxmlformats.org/wordprocessingml/2006/main">
+                          <m:r>
+                            <m:t xml:space="preserve">y</m:t>
+                          </m:r>
+                        </m:oMath>
                         <w:r>
                           <w:rPr>
                             <w:rFonts w:ascii="MS P明朝" w:cs="MS P明朝" w:eastAsia="MS P明朝" w:hAnsi="MS P明朝"/>
                             <w:sz w:val="22"/>
                             <w:szCs w:val="22"/>
                           </w:rPr>
-                          <w:t xml:space="preserve">A（　　，　　）</w:t>
+                          <w:t xml:space="preserve">＝</w:t>
                         </w:r>
                       </w:p>
                     </w:tc>
@@ -1709,7 +1762,7 @@
               </w:tc>
               <w:tc>
                 <w:tcPr>
-                  <w:tcW w:type="dxa" w:w="4435"/>
+                  <w:tcW w:type="dxa" w:w="4185"/>
                   <w:tcBorders>
                     <w:top w:val="none" w:color="FFFFFF" w:sz="0"/>
                     <w:left w:val="none" w:color="FFFFFF" w:sz="0"/>
@@ -1731,12 +1784,306 @@
                       <w:sz w:val="22"/>
                       <w:szCs w:val="22"/>
                     </w:rPr>
-                    <w:t xml:space="preserve">（2）△AOBの面積</w:t>
-                  </w:r>
-                </w:p>
-                <w:p>
-                  <w:pPr>
-                    <w:spacing w:after="0" w:before="0" w:line="500" w:lineRule="exact"/>
+                    <w:t xml:space="preserve">（4）家から2400mの地点を通ったのは、出発してから何分後ですか。</w:t>
+                  </w:r>
+                </w:p>
+                <w:p>
+                  <w:pPr>
+                    <w:spacing w:after="0" w:before="0" w:line="250" w:lineRule="exact"/>
+                  </w:pPr>
+                </w:p>
+                <w:tbl>
+                  <w:tblPr>
+                    <w:tblW w:type="dxa" w:w="2600"/>
+                    <w:jc w:val="right"/>
+                    <w:tblBorders>
+                      <w:top w:val="single" w:color="auto" w:sz="4"/>
+                      <w:left w:val="single" w:color="auto" w:sz="4"/>
+                      <w:bottom w:val="single" w:color="auto" w:sz="4"/>
+                      <w:right w:val="single" w:color="auto" w:sz="4"/>
+                      <w:insideH w:val="single" w:color="auto" w:sz="4"/>
+                      <w:insideV w:val="single" w:color="auto" w:sz="4"/>
+                    </w:tblBorders>
+                  </w:tblPr>
+                  <w:tblGrid>
+                    <w:gridCol w:w="2600"/>
+                  </w:tblGrid>
+                  <w:tr>
+                    <w:trPr>
+                      <w:trHeight w:val="560" w:hRule="exact"/>
+                    </w:trPr>
+                    <w:tc>
+                      <w:tcPr>
+                        <w:tcW w:type="dxa" w:w="2600"/>
+                        <w:tcBorders>
+                          <w:top w:val="single" w:color="000000" w:sz="8"/>
+                          <w:left w:val="single" w:color="000000" w:sz="8"/>
+                          <w:bottom w:val="single" w:color="000000" w:sz="8"/>
+                          <w:right w:val="single" w:color="000000" w:sz="8"/>
+                        </w:tcBorders>
+                        <w:tcMar>
+                          <w:left w:type="dxa" w:w="100"/>
+                          <w:right w:type="dxa" w:w="100"/>
+                        </w:tcMar>
+                        <w:vAlign w:val="center"/>
+                      </w:tcPr>
+                      <w:p>
+                        <w:pPr>
+                          <w:spacing w:after="0" w:before="0" w:line="300" w:lineRule="atLeast"/>
+                        </w:pPr>
+                        <w:r>
+                          <w:rPr>
+                            <w:rFonts w:ascii="MS P明朝" w:cs="MS P明朝" w:eastAsia="MS P明朝" w:hAnsi="MS P明朝"/>
+                            <w:sz w:val="22"/>
+                            <w:szCs w:val="22"/>
+                          </w:rPr>
+                          <w:t xml:space="preserve">　　　分後</w:t>
+                        </w:r>
+                      </w:p>
+                    </w:tc>
+                  </w:tr>
+                </w:tbl>
+                <w:p>
+                  <w:pPr>
+                    <w:spacing w:after="0" w:before="0" w:line="120" w:lineRule="exact"/>
+                  </w:pPr>
+                </w:p>
+              </w:tc>
+            </w:tr>
+          </w:tbl>
+          <w:p/>
+        </w:tc>
+        <w:tc>
+          <w:tcPr>
+            <w:tcW w:type="dxa" w:w="4300"/>
+            <w:tcBorders>
+              <w:top w:val="none" w:color="FFFFFF" w:sz="0"/>
+              <w:left w:val="none" w:color="FFFFFF" w:sz="0"/>
+              <w:bottom w:val="none" w:color="FFFFFF" w:sz="0"/>
+              <w:right w:val="none" w:color="FFFFFF" w:sz="0"/>
+            </w:tcBorders>
+          </w:tcPr>
+          <w:p>
+            <w:pPr>
+              <w:spacing w:after="0" w:before="0"/>
+              <w:jc w:val="center"/>
+            </w:pPr>
+            <w:r>
+              <w:drawing>
+                <wp:inline distT="0" distB="0" distL="0" distR="0">
+                  <wp:extent cx="1905000" cy="1400175"/>
+                  <wp:effectExtent t="0" r="0" b="0" l="0"/>
+                  <wp:docPr id="1" name="" descr="" title=""/>
+                  <wp:cNvGraphicFramePr>
+                    <a:graphicFrameLocks xmlns:a="http://schemas.openxmlformats.org/drawingml/2006/main" noChangeAspect="1"/>
+                  </wp:cNvGraphicFramePr>
+                  <a:graphic xmlns:a="http://schemas.openxmlformats.org/drawingml/2006/main">
+                    <a:graphicData uri="http://schemas.openxmlformats.org/drawingml/2006/picture">
+                      <pic:pic xmlns:pic="http://schemas.openxmlformats.org/drawingml/2006/picture">
+                        <pic:nvPicPr>
+                          <pic:cNvPr id="0" name="" descr=""/>
+                          <pic:cNvPicPr>
+                            <a:picLocks noChangeAspect="1" noChangeArrowheads="1"/>
+                          </pic:cNvPicPr>
+                        </pic:nvPicPr>
+                        <pic:blipFill>
+                          <a:blip r:embed="rId10" cstate="none"/>
+                          <a:srcRect/>
+                          <a:stretch>
+                            <a:fillRect/>
+                          </a:stretch>
+                        </pic:blipFill>
+                        <pic:spPr bwMode="auto">
+                          <a:xfrm>
+                            <a:off x="0" y="0"/>
+                            <a:ext cx="1905000" cy="1400175"/>
+                          </a:xfrm>
+                          <a:prstGeom prst="rect">
+                            <a:avLst/>
+                          </a:prstGeom>
+                        </pic:spPr>
+                      </pic:pic>
+                    </a:graphicData>
+                  </a:graphic>
+                </wp:inline>
+              </w:drawing>
+            </w:r>
+          </w:p>
+        </w:tc>
+      </w:tr>
+    </w:tbl>
+    <w:p>
+      <w:pPr>
+        <w:keepNext/>
+        <w:pBdr>
+          <w:bottom w:val="single" w:color="000000" w:sz="6" w:space="2"/>
+        </w:pBdr>
+        <w:spacing w:after="60" w:before="120"/>
+      </w:pPr>
+      <w:r>
+        <w:rPr>
+          <w:rFonts w:ascii="MS Pゴシック" w:cs="MS Pゴシック" w:eastAsia="MS Pゴシック" w:hAnsi="MS Pゴシック"/>
+          <w:b/>
+          <w:bCs/>
+          <w:sz w:val="26"/>
+          <w:szCs w:val="26"/>
+        </w:rPr>
+        <w:t xml:space="preserve">＜6＞</w:t>
+      </w:r>
+      <w:r>
+        <w:rPr>
+          <w:rFonts w:ascii="MS Pゴシック" w:cs="MS Pゴシック" w:eastAsia="MS Pゴシック" w:hAnsi="MS Pゴシック"/>
+          <w:b/>
+          <w:bCs/>
+          <w:sz w:val="23"/>
+          <w:szCs w:val="23"/>
+        </w:rPr>
+        <w:t xml:space="preserve">　動く点と面積</w:t>
+      </w:r>
+    </w:p>
+    <w:tbl>
+      <w:tblPr>
+        <w:tblW w:type="dxa" w:w="12670"/>
+        <w:tblBorders>
+          <w:top w:val="none" w:color="auto" w:sz="0"/>
+          <w:left w:val="none" w:color="auto" w:sz="0"/>
+          <w:bottom w:val="none" w:color="auto" w:sz="0"/>
+          <w:right w:val="none" w:color="auto" w:sz="0"/>
+          <w:insideH w:val="none" w:color="auto" w:sz="0"/>
+          <w:insideV w:val="none" w:color="auto" w:sz="0"/>
+        </w:tblBorders>
+      </w:tblPr>
+      <w:tblGrid>
+        <w:gridCol w:w="10070"/>
+        <w:gridCol w:w="2600"/>
+      </w:tblGrid>
+      <w:tr>
+        <w:tc>
+          <w:tcPr>
+            <w:tcW w:type="dxa" w:w="10070"/>
+            <w:tcBorders>
+              <w:top w:val="none" w:color="FFFFFF" w:sz="0"/>
+              <w:left w:val="none" w:color="FFFFFF" w:sz="0"/>
+              <w:bottom w:val="none" w:color="FFFFFF" w:sz="0"/>
+              <w:right w:val="none" w:color="FFFFFF" w:sz="0"/>
+            </w:tcBorders>
+          </w:tcPr>
+          <w:p>
+            <w:pPr>
+              <w:spacing w:after="40" w:before="0" w:line="300" w:lineRule="atLeast"/>
+            </w:pPr>
+            <w:r>
+              <w:rPr>
+                <w:rFonts w:ascii="MS P明朝" w:cs="MS P明朝" w:eastAsia="MS P明朝" w:hAnsi="MS P明朝"/>
+                <w:sz w:val="22"/>
+                <w:szCs w:val="22"/>
+              </w:rPr>
+              <w:t xml:space="preserve">右の図のような1辺6cmの正方形ABCDで、点PはAを出発して、辺AB上をBまで毎秒1cmの速さで動きます。点PがAを出発してから</w:t>
+            </w:r>
+            <m:oMath xmlns:m="http://schemas.openxmlformats.org/officeDocument/2006/math" xmlns:w="http://schemas.openxmlformats.org/wordprocessingml/2006/main">
+              <m:r>
+                <m:t xml:space="preserve">x</m:t>
+              </m:r>
+            </m:oMath>
+            <w:r>
+              <w:rPr>
+                <w:rFonts w:ascii="MS P明朝" w:cs="MS P明朝" w:eastAsia="MS P明朝" w:hAnsi="MS P明朝"/>
+                <w:sz w:val="22"/>
+                <w:szCs w:val="22"/>
+              </w:rPr>
+              <w:t xml:space="preserve">秒後の△APDの面積を</w:t>
+            </w:r>
+            <m:oMath xmlns:m="http://schemas.openxmlformats.org/officeDocument/2006/math" xmlns:w="http://schemas.openxmlformats.org/wordprocessingml/2006/main">
+              <m:r>
+                <m:t xml:space="preserve">y</m:t>
+              </m:r>
+            </m:oMath>
+            <w:r>
+              <w:rPr>
+                <w:rFonts w:ascii="MS P明朝" w:cs="MS P明朝" w:eastAsia="MS P明朝" w:hAnsi="MS P明朝"/>
+                <w:sz w:val="22"/>
+                <w:szCs w:val="22"/>
+              </w:rPr>
+              <w:t xml:space="preserve">cm²とします。</w:t>
+            </w:r>
+          </w:p>
+          <w:tbl>
+            <w:tblPr>
+              <w:tblW w:type="dxa" w:w="10068"/>
+              <w:tblBorders>
+                <w:top w:val="none" w:color="auto" w:sz="0"/>
+                <w:left w:val="none" w:color="auto" w:sz="0"/>
+                <w:bottom w:val="none" w:color="auto" w:sz="0"/>
+                <w:right w:val="none" w:color="auto" w:sz="0"/>
+                <w:insideH w:val="none" w:color="auto" w:sz="0"/>
+                <w:insideV w:val="none" w:color="auto" w:sz="0"/>
+              </w:tblBorders>
+            </w:tblPr>
+            <w:tblGrid>
+              <w:gridCol w:w="3356"/>
+              <w:gridCol w:w="3356"/>
+              <w:gridCol w:w="3356"/>
+            </w:tblGrid>
+            <w:tr>
+              <w:trPr>
+                <w:cantSplit/>
+              </w:trPr>
+              <w:tc>
+                <w:tcPr>
+                  <w:tcW w:type="dxa" w:w="3356"/>
+                  <w:tcBorders>
+                    <w:top w:val="none" w:color="FFFFFF" w:sz="0"/>
+                    <w:left w:val="none" w:color="FFFFFF" w:sz="0"/>
+                    <w:bottom w:val="none" w:color="FFFFFF" w:sz="0"/>
+                    <w:right w:val="none" w:color="FFFFFF" w:sz="0"/>
+                  </w:tcBorders>
+                  <w:tcMar>
+                    <w:left w:type="dxa" w:w="60"/>
+                    <w:right w:type="dxa" w:w="120"/>
+                  </w:tcMar>
+                </w:tcPr>
+                <w:p>
+                  <w:pPr>
+                    <w:spacing w:after="40" w:before="0" w:line="300" w:lineRule="atLeast"/>
+                  </w:pPr>
+                  <w:r>
+                    <w:rPr>
+                      <w:rFonts w:ascii="MS P明朝" w:cs="MS P明朝" w:eastAsia="MS P明朝" w:hAnsi="MS P明朝"/>
+                      <w:sz w:val="22"/>
+                      <w:szCs w:val="22"/>
+                    </w:rPr>
+                    <w:t xml:space="preserve">（1）</w:t>
+                  </w:r>
+                  <m:oMath xmlns:m="http://schemas.openxmlformats.org/officeDocument/2006/math" xmlns:w="http://schemas.openxmlformats.org/wordprocessingml/2006/main">
+                    <m:r>
+                      <m:t xml:space="preserve">x=2</m:t>
+                    </m:r>
+                  </m:oMath>
+                  <w:r>
+                    <w:rPr>
+                      <w:rFonts w:ascii="MS P明朝" w:cs="MS P明朝" w:eastAsia="MS P明朝" w:hAnsi="MS P明朝"/>
+                      <w:sz w:val="22"/>
+                      <w:szCs w:val="22"/>
+                    </w:rPr>
+                    <w:t xml:space="preserve">のときの</w:t>
+                  </w:r>
+                  <m:oMath xmlns:m="http://schemas.openxmlformats.org/officeDocument/2006/math" xmlns:w="http://schemas.openxmlformats.org/wordprocessingml/2006/main">
+                    <m:r>
+                      <m:t xml:space="preserve">y</m:t>
+                    </m:r>
+                  </m:oMath>
+                  <w:r>
+                    <w:rPr>
+                      <w:rFonts w:ascii="MS P明朝" w:cs="MS P明朝" w:eastAsia="MS P明朝" w:hAnsi="MS P明朝"/>
+                      <w:sz w:val="22"/>
+                      <w:szCs w:val="22"/>
+                    </w:rPr>
+                    <w:t xml:space="preserve">の値</w:t>
+                  </w:r>
+                </w:p>
+                <w:p>
+                  <w:pPr>
+                    <w:spacing w:after="0" w:before="0" w:line="150" w:lineRule="exact"/>
                   </w:pPr>
                 </w:p>
                 <w:tbl>
@@ -1788,14 +2135,9 @@
                   </w:pPr>
                 </w:p>
               </w:tc>
-            </w:tr>
-            <w:tr>
-              <w:trPr>
-                <w:cantSplit/>
-              </w:trPr>
               <w:tc>
                 <w:tcPr>
-                  <w:tcW w:type="dxa" w:w="4435"/>
+                  <w:tcW w:type="dxa" w:w="3356"/>
                   <w:tcBorders>
                     <w:top w:val="none" w:color="FFFFFF" w:sz="0"/>
                     <w:left w:val="none" w:color="FFFFFF" w:sz="0"/>
@@ -1817,17 +2159,43 @@
                       <w:sz w:val="22"/>
                       <w:szCs w:val="22"/>
                     </w:rPr>
-                    <w:t xml:space="preserve">（3）原点Oを通り、△AOBの面積を2等分する直線の式</w:t>
-                  </w:r>
-                </w:p>
-                <w:p>
-                  <w:pPr>
-                    <w:spacing w:after="0" w:before="0" w:line="700" w:lineRule="exact"/>
+                    <w:t xml:space="preserve">（2）</w:t>
+                  </w:r>
+                  <m:oMath xmlns:m="http://schemas.openxmlformats.org/officeDocument/2006/math" xmlns:w="http://schemas.openxmlformats.org/wordprocessingml/2006/main">
+                    <m:r>
+                      <m:t xml:space="preserve">y</m:t>
+                    </m:r>
+                  </m:oMath>
+                  <w:r>
+                    <w:rPr>
+                      <w:rFonts w:ascii="MS P明朝" w:cs="MS P明朝" w:eastAsia="MS P明朝" w:hAnsi="MS P明朝"/>
+                      <w:sz w:val="22"/>
+                      <w:szCs w:val="22"/>
+                    </w:rPr>
+                    <w:t xml:space="preserve">を</w:t>
+                  </w:r>
+                  <m:oMath xmlns:m="http://schemas.openxmlformats.org/officeDocument/2006/math" xmlns:w="http://schemas.openxmlformats.org/wordprocessingml/2006/main">
+                    <m:r>
+                      <m:t xml:space="preserve">x</m:t>
+                    </m:r>
+                  </m:oMath>
+                  <w:r>
+                    <w:rPr>
+                      <w:rFonts w:ascii="MS P明朝" w:cs="MS P明朝" w:eastAsia="MS P明朝" w:hAnsi="MS P明朝"/>
+                      <w:sz w:val="22"/>
+                      <w:szCs w:val="22"/>
+                    </w:rPr>
+                    <w:t xml:space="preserve">の式で表しなさい。</w:t>
+                  </w:r>
+                </w:p>
+                <w:p>
+                  <w:pPr>
+                    <w:spacing w:after="0" w:before="0" w:line="150" w:lineRule="exact"/>
                   </w:pPr>
                 </w:p>
                 <w:tbl>
                   <w:tblPr>
-                    <w:tblW w:type="dxa" w:w="3000"/>
+                    <w:tblW w:type="dxa" w:w="2600"/>
                     <w:jc w:val="right"/>
                     <w:tblBorders>
                       <w:top w:val="single" w:color="auto" w:sz="4"/>
@@ -1839,7 +2207,7 @@
                     </w:tblBorders>
                   </w:tblPr>
                   <w:tblGrid>
-                    <w:gridCol w:w="3000"/>
+                    <w:gridCol w:w="2600"/>
                   </w:tblGrid>
                   <w:tr>
                     <w:trPr>
@@ -1847,7 +2215,7 @@
                     </w:trPr>
                     <w:tc>
                       <w:tcPr>
-                        <w:tcW w:type="dxa" w:w="3000"/>
+                        <w:tcW w:type="dxa" w:w="2600"/>
                         <w:tcBorders>
                           <w:top w:val="single" w:color="000000" w:sz="8"/>
                           <w:left w:val="single" w:color="000000" w:sz="8"/>
@@ -1889,7 +2257,7 @@
               </w:tc>
               <w:tc>
                 <w:tcPr>
-                  <w:tcW w:type="dxa" w:w="4435"/>
+                  <w:tcW w:type="dxa" w:w="3356"/>
                   <w:tcBorders>
                     <w:top w:val="none" w:color="FFFFFF" w:sz="0"/>
                     <w:left w:val="none" w:color="FFFFFF" w:sz="0"/>
@@ -1905,6 +2273,80 @@
                   <w:pPr>
                     <w:spacing w:after="40" w:before="0" w:line="300" w:lineRule="atLeast"/>
                   </w:pPr>
+                  <w:r>
+                    <w:rPr>
+                      <w:rFonts w:ascii="MS P明朝" w:cs="MS P明朝" w:eastAsia="MS P明朝" w:hAnsi="MS P明朝"/>
+                      <w:sz w:val="22"/>
+                      <w:szCs w:val="22"/>
+                    </w:rPr>
+                    <w:t xml:space="preserve">（3）</w:t>
+                  </w:r>
+                  <m:oMath xmlns:m="http://schemas.openxmlformats.org/officeDocument/2006/math" xmlns:w="http://schemas.openxmlformats.org/wordprocessingml/2006/main">
+                    <m:r>
+                      <m:t xml:space="preserve">y</m:t>
+                    </m:r>
+                  </m:oMath>
+                  <w:r>
+                    <w:rPr>
+                      <w:rFonts w:ascii="MS P明朝" w:cs="MS P明朝" w:eastAsia="MS P明朝" w:hAnsi="MS P明朝"/>
+                      <w:sz w:val="22"/>
+                      <w:szCs w:val="22"/>
+                    </w:rPr>
+                    <w:t xml:space="preserve">の変域を求めなさい。</w:t>
+                  </w:r>
+                </w:p>
+                <w:p>
+                  <w:pPr>
+                    <w:spacing w:after="0" w:before="0" w:line="150" w:lineRule="exact"/>
+                  </w:pPr>
+                </w:p>
+                <w:tbl>
+                  <w:tblPr>
+                    <w:tblW w:type="dxa" w:w="2600"/>
+                    <w:jc w:val="right"/>
+                    <w:tblBorders>
+                      <w:top w:val="single" w:color="auto" w:sz="4"/>
+                      <w:left w:val="single" w:color="auto" w:sz="4"/>
+                      <w:bottom w:val="single" w:color="auto" w:sz="4"/>
+                      <w:right w:val="single" w:color="auto" w:sz="4"/>
+                      <w:insideH w:val="single" w:color="auto" w:sz="4"/>
+                      <w:insideV w:val="single" w:color="auto" w:sz="4"/>
+                    </w:tblBorders>
+                  </w:tblPr>
+                  <w:tblGrid>
+                    <w:gridCol w:w="2600"/>
+                  </w:tblGrid>
+                  <w:tr>
+                    <w:trPr>
+                      <w:trHeight w:val="560" w:hRule="exact"/>
+                    </w:trPr>
+                    <w:tc>
+                      <w:tcPr>
+                        <w:tcW w:type="dxa" w:w="2600"/>
+                        <w:tcBorders>
+                          <w:top w:val="single" w:color="000000" w:sz="8"/>
+                          <w:left w:val="single" w:color="000000" w:sz="8"/>
+                          <w:bottom w:val="single" w:color="000000" w:sz="8"/>
+                          <w:right w:val="single" w:color="000000" w:sz="8"/>
+                        </w:tcBorders>
+                        <w:tcMar>
+                          <w:left w:type="dxa" w:w="100"/>
+                          <w:right w:type="dxa" w:w="100"/>
+                        </w:tcMar>
+                        <w:vAlign w:val="center"/>
+                      </w:tcPr>
+                      <w:p>
+                        <w:pPr>
+                          <w:spacing w:after="0" w:before="0" w:line="300" w:lineRule="atLeast"/>
+                        </w:pPr>
+                      </w:p>
+                    </w:tc>
+                  </w:tr>
+                </w:tbl>
+                <w:p>
+                  <w:pPr>
+                    <w:spacing w:after="0" w:before="0" w:line="120" w:lineRule="exact"/>
+                  </w:pPr>
                 </w:p>
               </w:tc>
             </w:tr>
@@ -1913,7 +2355,7 @@
         </w:tc>
         <w:tc>
           <w:tcPr>
-            <w:tcW w:type="dxa" w:w="3800"/>
+            <w:tcW w:type="dxa" w:w="2600"/>
             <w:tcBorders>
               <w:top w:val="none" w:color="FFFFFF" w:sz="0"/>
               <w:left w:val="none" w:color="FFFFFF" w:sz="0"/>
@@ -1929,7 +2371,7 @@
             <w:r>
               <w:drawing>
                 <wp:inline distT="0" distB="0" distL="0" distR="0">
-                  <wp:extent cx="1809750" cy="1628775"/>
+                  <wp:extent cx="1333500" cy="1314450"/>
                   <wp:effectExtent t="0" r="0" b="0" l="0"/>
                   <wp:docPr id="1" name="" descr="" title=""/>
                   <wp:cNvGraphicFramePr>
@@ -1945,7 +2387,7 @@
                           </pic:cNvPicPr>
                         </pic:nvPicPr>
                         <pic:blipFill>
-                          <a:blip r:embed="rId10" cstate="none"/>
+                          <a:blip r:embed="rId11" cstate="none"/>
                           <a:srcRect/>
                           <a:stretch>
                             <a:fillRect/>
@@ -1954,7 +2396,7 @@
                         <pic:spPr bwMode="auto">
                           <a:xfrm>
                             <a:off x="0" y="0"/>
-                            <a:ext cx="1809750" cy="1628775"/>
+                            <a:ext cx="1333500" cy="1314450"/>
                           </a:xfrm>
                           <a:prstGeom prst="rect">
                             <a:avLst/>
